--- a/word_reports/LP_0065_위치_452_Baltimora_Living in the B.docx
+++ b/word_reports/LP_0065_위치_452_Baltimora_Living in the B.docx
@@ -4,7 +4,7 @@
   <w:body>
     <w:p>
       <w:pPr>
-        <w:spacing w:after="280"/>
+        <w:spacing w:after="80"/>
       </w:pPr>
       <w:r>
         <w:rPr w:rFonts="맑은 고딕">
@@ -13,94 +13,47 @@
           <w:color w:val="1E3A8A"/>
           <w:sz w:val="30"/>
         </w:rPr>
-        <w:t>[452] Baltimora - Living in the Background</w:t>
+        <w:t>Baltimora (볼티모라) - Living in the Background</w:t>
       </w:r>
     </w:p>
     <w:p>
       <w:pPr>
-        <w:spacing w:after="320"/>
+        <w:spacing w:after="240"/>
       </w:pPr>
       <w:r>
         <w:rPr w:rFonts="맑은 고딕">
           <w:rFonts w:ascii="맑은 고딕" w:hAnsi="맑은 고딕" w:eastAsia="맑은 고딕"/>
           <w:b/>
-          <w:sz w:val="20"/>
+          <w:color w:val="4B5563"/>
+          <w:sz w:val="22"/>
         </w:rPr>
-        <w:t>■ 위치 : 452</w:t>
-        <w:br/>
-      </w:r>
-      <w:r>
-        <w:rPr w:rFonts="맑은 고딕">
-          <w:rFonts w:ascii="맑은 고딕" w:hAnsi="맑은 고딕" w:eastAsia="맑은 고딕"/>
-          <w:b/>
-          <w:sz w:val="20"/>
-        </w:rPr>
-        <w:t>■ 아티스트 : Baltimora</w:t>
-        <w:br/>
-      </w:r>
-      <w:r>
-        <w:rPr w:rFonts="맑은 고딕">
-          <w:rFonts w:ascii="맑은 고딕" w:hAnsi="맑은 고딕" w:eastAsia="맑은 고딕"/>
-          <w:b/>
-          <w:sz w:val="20"/>
-        </w:rPr>
-        <w:t>■ 앨범명 : Living in the Background</w:t>
-        <w:br/>
-      </w:r>
-      <w:r>
-        <w:rPr w:rFonts="맑은 고딕">
-          <w:rFonts w:ascii="맑은 고딕" w:hAnsi="맑은 고딕" w:eastAsia="맑은 고딕"/>
-          <w:b w:val="0"/>
-          <w:sz w:val="20"/>
-        </w:rPr>
-        <w:t>■ 음반 레이블 : EMI</w:t>
-        <w:br/>
-      </w:r>
-      <w:r>
-        <w:rPr w:rFonts="맑은 고딕">
-          <w:rFonts w:ascii="맑은 고딕" w:hAnsi="맑은 고딕" w:eastAsia="맑은 고딕"/>
-          <w:b w:val="0"/>
-          <w:sz w:val="20"/>
-        </w:rPr>
-        <w:t>■ 발매년도 : 1985</w:t>
-        <w:br/>
-      </w:r>
-      <w:r>
-        <w:rPr w:rFonts="맑은 고딕">
-          <w:rFonts w:ascii="맑은 고딕" w:hAnsi="맑은 고딕" w:eastAsia="맑은 고딕"/>
-          <w:b w:val="0"/>
-          <w:sz w:val="20"/>
-        </w:rPr>
-        <w:t>■ 장르 : 이탈로 디스코 (Italo Disco), 신스팝 (Synth-pop), 뉴웨이브 (New Wave)</w:t>
-        <w:br/>
-      </w:r>
-      <w:r>
-        <w:rPr w:rFonts="맑은 고딕">
-          <w:rFonts w:ascii="맑은 고딕" w:hAnsi="맑은 고딕" w:eastAsia="맑은 고딕"/>
-          <w:b w:val="0"/>
-          <w:sz w:val="20"/>
-        </w:rPr>
-        <w:t>■ 주요 수록곡 : 1. Tarzan Boy</w:t>
-        <w:br/>
+        <w:t>위치 :  452</w:t>
       </w:r>
     </w:p>
     <w:p>
       <w:pPr>
-        <w:spacing w:after="160"/>
+        <w:spacing w:line="324" w:lineRule="auto" w:before="80" w:after="160"/>
       </w:pPr>
       <w:r>
         <w:rPr w:rFonts="맑은 고딕">
           <w:rFonts w:ascii="맑은 고딕" w:hAnsi="맑은 고딕" w:eastAsia="맑은 고딕"/>
           <w:b/>
           <w:color w:val="1F2937"/>
-          <w:sz w:val="24"/>
+          <w:sz w:val="22"/>
         </w:rPr>
-        <w:t>■ 음반 해설 및 감상 가이드</w:t>
+        <w:t xml:space="preserve">[음반 소개] </w:t>
+      </w:r>
+      <w:r>
+        <w:rPr w:rFonts="맑은 고딕">
+          <w:rFonts w:ascii="맑은 고딕" w:hAnsi="맑은 고딕" w:eastAsia="맑은 고딕"/>
+          <w:b w:val="0"/>
+          <w:sz w:val="21"/>
+        </w:rPr>
       </w:r>
     </w:p>
     <w:p>
       <w:pPr>
-        <w:spacing w:line="312" w:lineRule="auto" w:after="120"/>
+        <w:spacing w:line="324" w:lineRule="auto" w:after="120"/>
       </w:pPr>
       <w:r>
         <w:rPr w:rFonts="맑은 고딕">
@@ -108,51 +61,516 @@
           <w:b w:val="0"/>
           <w:sz w:val="21"/>
         </w:rPr>
-        <w:t>1980년대 중반, 유럽 대륙을 뒤흔들던 '이탈로 디스코(Italo Disco)' 열풍을 전 세계 메인스트림 팝 시장 한복판으로 쏘아 올린 명반, 발티모라(Baltimora)의 데뷔 앨범 《Living in the Background》입니다. 이 프로젝트는 이탈리아의 실력파 프로듀서이자 작곡가인 마우리치오 바시(Maurizio Bassi)의 정교한 음악적 설계와, 북아일랜드 출신의 다재다능한 댄서이자 프론트맨 지미 맥셰인(Jimmy McShane)의 강렬한 비주얼 퍼포먼스가 결합하여 탄생했습니다. 세련된 신시사이저 사운드와 상업적 감각이 완벽한 조화를 이룬 이 음반은 대중음악사에서 가장 찬란했던 80년대 신스팝 신의 한 페이지를 당당히 장식하고 있습니다.</w:t>
+        <w:t>1980년대 유럽 신스팝의 찬란한 섬광이자 이탈로 디스코의 정점을 상징하는 《Living in the Background》는 화려하면서도 애잔한 선율의 미학을 고스란히 간직한 명반입니다. 북아일랜드 출신의 프런트맨 지미 맥셰인의 역동적인 에너지와 이탈리아 프로듀서 마우리치오 바시의 세련된 음악적 조예가 만나 시대를 초월한 낭만을 빚어냈습니다. 정열적인 신디사이저의 파동 속에서도 특유의 서정적 울림을 잃지 않는 이 작품은 당대 청춘들의 심장을 뛰게 했던 가장 눈부신 음악적 유산 중 하나입니다.</w:t>
       </w:r>
     </w:p>
     <w:p>
       <w:pPr>
-        <w:spacing w:line="312" w:lineRule="auto" w:after="120"/>
+        <w:spacing w:line="324" w:lineRule="auto" w:before="200" w:after="80"/>
       </w:pPr>
+      <w:r>
+        <w:rPr w:rFonts="맑은 고딕">
+          <w:rFonts w:ascii="맑은 고딕" w:hAnsi="맑은 고딕" w:eastAsia="맑은 고딕"/>
+          <w:b/>
+          <w:color w:val="1E3A8A"/>
+          <w:sz w:val="24"/>
+        </w:rPr>
+        <w:t>1. 음반 데이터</w:t>
+      </w:r>
+    </w:p>
+    <w:p>
+      <w:pPr>
+        <w:spacing w:line="324" w:lineRule="auto" w:after="80"/>
+      </w:pPr>
+      <w:r>
+        <w:rPr w:rFonts="맑은 고딕">
+          <w:rFonts w:ascii="맑은 고딕" w:hAnsi="맑은 고딕" w:eastAsia="맑은 고딕"/>
+          <w:b w:val="0"/>
+          <w:color w:val="6B7280"/>
+          <w:sz w:val="21"/>
+        </w:rPr>
+        <w:t xml:space="preserve">· </w:t>
+      </w:r>
+      <w:r>
+        <w:rPr w:rFonts="맑은 고딕">
+          <w:rFonts w:ascii="맑은 고딕" w:hAnsi="맑은 고딕" w:eastAsia="맑은 고딕"/>
+          <w:b/>
+          <w:color w:val="1F2937"/>
+          <w:sz w:val="21"/>
+        </w:rPr>
+        <w:t xml:space="preserve">앨범명: </w:t>
+      </w:r>
       <w:r>
         <w:rPr w:rFonts="맑은 고딕">
           <w:rFonts w:ascii="맑은 고딕" w:hAnsi="맑은 고딕" w:eastAsia="맑은 고딕"/>
           <w:b w:val="0"/>
           <w:sz w:val="21"/>
         </w:rPr>
-        <w:t>이 앨범을 논할 때 결코 빠질 수 없는 트랙은 단연 세계적인 히트를 기록한 메가 히트곡 "Tarzan Boy"입니다. 정글의 울림을 연상시키는 중독성 강한 후크("Oh-oh-oh-oh-oh...")와 입체적인 신시사이저 베이스라인은 발표 직후 전 세계 음원 차트를 석권하며 80년대 대중문화의 상징적인 유산이 되었습니다. 또한 타이틀곡인 "Living in the Background"는 화려한 조명 뒤에 숨겨진 고독을 미학적인 신스팝 멜로디로 풀어내어 단순한 댄스 음악 이상의 감성적 깊이를 보여주며, "Woody Boogie"나 "Chinese Restaurant" 같은 곡들에서는 위트 있고 경쾌한 기계음의 배열을 통해 당시 이탈리아 프로덕션이 가진 독창적인 실험 정신을 만끽할 수 있습니다.</w:t>
+        <w:t>Living in the Background</w:t>
       </w:r>
     </w:p>
     <w:p>
       <w:pPr>
-        <w:spacing w:line="312" w:lineRule="auto" w:after="120"/>
+        <w:spacing w:line="324" w:lineRule="auto" w:after="80"/>
       </w:pPr>
+      <w:r>
+        <w:rPr w:rFonts="맑은 고딕">
+          <w:rFonts w:ascii="맑은 고딕" w:hAnsi="맑은 고딕" w:eastAsia="맑은 고딕"/>
+          <w:b w:val="0"/>
+          <w:color w:val="6B7280"/>
+          <w:sz w:val="21"/>
+        </w:rPr>
+        <w:t xml:space="preserve">· </w:t>
+      </w:r>
+      <w:r>
+        <w:rPr w:rFonts="맑은 고딕">
+          <w:rFonts w:ascii="맑은 고딕" w:hAnsi="맑은 고딕" w:eastAsia="맑은 고딕"/>
+          <w:b/>
+          <w:color w:val="1F2937"/>
+          <w:sz w:val="21"/>
+        </w:rPr>
+        <w:t xml:space="preserve">아티스트: </w:t>
+      </w:r>
       <w:r>
         <w:rPr w:rFonts="맑은 고딕">
           <w:rFonts w:ascii="맑은 고딕" w:hAnsi="맑은 고딕" w:eastAsia="맑은 고딕"/>
           <w:b w:val="0"/>
           <w:sz w:val="21"/>
         </w:rPr>
-        <w:t>보컬과 연주 측면에서 본 음반은 80년대 아날로그 신시사이저 특유의 따뜻하면서도 통통 튀는 음색과 드럼 머신의 정교한 비트가 전면에 배치되어 있습니다. 마우리치오 바시의 세련된 프로듀싱은 전자 악기가 가질 수 있는 냉소적인 느낌을 감각적인 팝 멜로디로 정화시켰으며, 지미 맥셰인의 연극적이면서도 에너제틱한 스태이지 매너와 보컬 표현은 차가운 리듬 위로 생생한 생명력을 불어넣었습니다. 이러한 음악적 시너지는 본 작을 단순한 '원히트 원더'의 음반이 아닌, 당대 유로 댄스 및 신스팝 사운드의 정수를 담아낸 완성도 높은 앨범으로 평가받게 합니다.</w:t>
+        <w:t>Baltimora (볼티모라)</w:t>
       </w:r>
     </w:p>
     <w:p>
       <w:pPr>
-        <w:spacing w:line="312" w:lineRule="auto" w:after="120"/>
+        <w:spacing w:line="324" w:lineRule="auto" w:after="80"/>
       </w:pPr>
+      <w:r>
+        <w:rPr w:rFonts="맑은 고딕">
+          <w:rFonts w:ascii="맑은 고딕" w:hAnsi="맑은 고딕" w:eastAsia="맑은 고딕"/>
+          <w:b w:val="0"/>
+          <w:color w:val="6B7280"/>
+          <w:sz w:val="21"/>
+        </w:rPr>
+        <w:t xml:space="preserve">· </w:t>
+      </w:r>
+      <w:r>
+        <w:rPr w:rFonts="맑은 고딕">
+          <w:rFonts w:ascii="맑은 고딕" w:hAnsi="맑은 고딕" w:eastAsia="맑은 고딕"/>
+          <w:b/>
+          <w:color w:val="1F2937"/>
+          <w:sz w:val="21"/>
+        </w:rPr>
+        <w:t xml:space="preserve">발매 정보: </w:t>
+      </w:r>
       <w:r>
         <w:rPr w:rFonts="맑은 고딕">
           <w:rFonts w:ascii="맑은 고딕" w:hAnsi="맑은 고딕" w:eastAsia="맑은 고딕"/>
           <w:b w:val="0"/>
           <w:sz w:val="21"/>
         </w:rPr>
-        <w:t>LP 스피커를 통해 들려오는 《Living in the Background》의 사운드는 아날로그 음반 특유의 풍부한 공간감과 함께 듣는 이를 1980년대 디스코텍의 찬란한 불빛 아래로 순식간에 이동시킵니다. 좌우로 넓게 펼쳐지는 다채로운 신시사이저 트랙의 레이어와 묵직하게 가슴을 울리는 드럼 비트는 LP 매체로 감상할 때 그 선명함과 질감이 더욱 극대화됩니다. 80년대 신스팝의 기분 좋은 향수와 찬란했던 에너지를 고스란히 간직한 이 음반은 레트로 사운드를 사랑하는 모든 바이닐 수집가에게 특별한 즐거움을 선사하는 소장 가치 높은 명반입니다.</w:t>
+        <w:t>1985년 이탈리아의 음반사 EMI를 통해 첫선을 보였으며, 대륙적 감수성의 유로 디스코와 영미 팝의 정교한 프로덕션이 완벽한 균형을 이루며 전 세계에 발매된 기념비적 데뷔 앨범입니다.</w:t>
+      </w:r>
+    </w:p>
+    <w:p>
+      <w:pPr>
+        <w:spacing w:line="324" w:lineRule="auto" w:after="80"/>
+      </w:pPr>
+      <w:r>
+        <w:rPr w:rFonts="맑은 고딕">
+          <w:rFonts w:ascii="맑은 고딕" w:hAnsi="맑은 고딕" w:eastAsia="맑은 고딕"/>
+          <w:b w:val="0"/>
+          <w:color w:val="6B7280"/>
+          <w:sz w:val="21"/>
+        </w:rPr>
+        <w:t xml:space="preserve">· </w:t>
+      </w:r>
+      <w:r>
+        <w:rPr w:rFonts="맑은 고딕">
+          <w:rFonts w:ascii="맑은 고딕" w:hAnsi="맑은 고딕" w:eastAsia="맑은 고딕"/>
+          <w:b/>
+          <w:color w:val="1F2937"/>
+          <w:sz w:val="21"/>
+        </w:rPr>
+        <w:t xml:space="preserve">LP 인기도(판매량): </w:t>
+      </w:r>
+      <w:r>
+        <w:rPr w:rFonts="맑은 고딕">
+          <w:rFonts w:ascii="맑은 고딕" w:hAnsi="맑은 고딕" w:eastAsia="맑은 고딕"/>
+          <w:b w:val="0"/>
+          <w:sz w:val="21"/>
+        </w:rPr>
+        <w:t>전 세계를 강타한 리드 싱글 'Tarzan Boy'의 메가 히트에 힘입어 미국 빌보드 200 차트 상위권에 안착했으며, 이탈리아, 프랑스, 캐나다 등지에서 골드 및 플래티넘 레코드를 기록하며 경이적인 판매고를 올렸습니다.</w:t>
+      </w:r>
+    </w:p>
+    <w:p>
+      <w:pPr>
+        <w:spacing w:line="324" w:lineRule="auto" w:after="80"/>
+      </w:pPr>
+      <w:r>
+        <w:rPr w:rFonts="맑은 고딕">
+          <w:rFonts w:ascii="맑은 고딕" w:hAnsi="맑은 고딕" w:eastAsia="맑은 고딕"/>
+          <w:b w:val="0"/>
+          <w:color w:val="6B7280"/>
+          <w:sz w:val="21"/>
+        </w:rPr>
+        <w:t xml:space="preserve">· </w:t>
+      </w:r>
+      <w:r>
+        <w:rPr w:rFonts="맑은 고딕">
+          <w:rFonts w:ascii="맑은 고딕" w:hAnsi="맑은 고딕" w:eastAsia="맑은 고딕"/>
+          <w:b/>
+          <w:color w:val="1F2937"/>
+          <w:sz w:val="21"/>
+        </w:rPr>
+        <w:t xml:space="preserve">각종 수상경력: </w:t>
+      </w:r>
+      <w:r>
+        <w:rPr w:rFonts="맑은 고딕">
+          <w:rFonts w:ascii="맑은 고딕" w:hAnsi="맑은 고딕" w:eastAsia="맑은 고딕"/>
+          <w:b w:val="0"/>
+          <w:sz w:val="21"/>
+        </w:rPr>
+        <w:t>수록곡 'Tarzan Boy'가 빌보드 핫 100 13위, 영국 싱글 차트 3위 및 유럽 주요 차트 1위를 석권하며 당해 연도 가장 성공적인 유로 댄스 팝 넘버로 공인받았고, 각종 댄스 뮤직 어워드에서 찬사를 받았습니다.</w:t>
+      </w:r>
+    </w:p>
+    <w:p>
+      <w:pPr>
+        <w:spacing w:line="324" w:lineRule="auto" w:before="200" w:after="80"/>
+      </w:pPr>
+      <w:r>
+        <w:rPr w:rFonts="맑은 고딕">
+          <w:rFonts w:ascii="맑은 고딕" w:hAnsi="맑은 고딕" w:eastAsia="맑은 고딕"/>
+          <w:b/>
+          <w:color w:val="1E3A8A"/>
+          <w:sz w:val="24"/>
+        </w:rPr>
+        <w:t>2. 아티스트 정보</w:t>
+      </w:r>
+    </w:p>
+    <w:p>
+      <w:pPr>
+        <w:spacing w:line="324" w:lineRule="auto" w:after="80"/>
+      </w:pPr>
+      <w:r>
+        <w:rPr w:rFonts="맑은 고딕">
+          <w:rFonts w:ascii="맑은 고딕" w:hAnsi="맑은 고딕" w:eastAsia="맑은 고딕"/>
+          <w:b w:val="0"/>
+          <w:color w:val="6B7280"/>
+          <w:sz w:val="21"/>
+        </w:rPr>
+        <w:t xml:space="preserve">· </w:t>
+      </w:r>
+      <w:r>
+        <w:rPr w:rFonts="맑은 고딕">
+          <w:rFonts w:ascii="맑은 고딕" w:hAnsi="맑은 고딕" w:eastAsia="맑은 고딕"/>
+          <w:b/>
+          <w:color w:val="1F2937"/>
+          <w:sz w:val="21"/>
+        </w:rPr>
+        <w:t xml:space="preserve">국적: </w:t>
+      </w:r>
+      <w:r>
+        <w:rPr w:rFonts="맑은 고딕">
+          <w:rFonts w:ascii="맑은 고딕" w:hAnsi="맑은 고딕" w:eastAsia="맑은 고딕"/>
+          <w:b w:val="0"/>
+          <w:sz w:val="21"/>
+        </w:rPr>
+        <w:t>이탈리아 (프런트맨 지미 맥셰인은 북아일랜드 출신)</w:t>
+      </w:r>
+    </w:p>
+    <w:p>
+      <w:pPr>
+        <w:spacing w:line="324" w:lineRule="auto" w:after="80"/>
+      </w:pPr>
+      <w:r>
+        <w:rPr w:rFonts="맑은 고딕">
+          <w:rFonts w:ascii="맑은 고딕" w:hAnsi="맑은 고딕" w:eastAsia="맑은 고딕"/>
+          <w:b w:val="0"/>
+          <w:color w:val="6B7280"/>
+          <w:sz w:val="21"/>
+        </w:rPr>
+        <w:t xml:space="preserve">· </w:t>
+      </w:r>
+      <w:r>
+        <w:rPr w:rFonts="맑은 고딕">
+          <w:rFonts w:ascii="맑은 고딕" w:hAnsi="맑은 고딕" w:eastAsia="맑은 고딕"/>
+          <w:b/>
+          <w:color w:val="1F2937"/>
+          <w:sz w:val="21"/>
+        </w:rPr>
+        <w:t xml:space="preserve">생몰년도: </w:t>
+      </w:r>
+      <w:r>
+        <w:rPr w:rFonts="맑은 고딕">
+          <w:rFonts w:ascii="맑은 고딕" w:hAnsi="맑은 고딕" w:eastAsia="맑은 고딕"/>
+          <w:b w:val="0"/>
+          <w:sz w:val="21"/>
+        </w:rPr>
+        <w:t>1984년 프로젝트 결성 (핵심 보컬 지미 맥셰인: 1957년 ~ 1995년)</w:t>
+      </w:r>
+    </w:p>
+    <w:p>
+      <w:pPr>
+        <w:spacing w:line="324" w:lineRule="auto" w:after="80"/>
+      </w:pPr>
+      <w:r>
+        <w:rPr w:rFonts="맑은 고딕">
+          <w:rFonts w:ascii="맑은 고딕" w:hAnsi="맑은 고딕" w:eastAsia="맑은 고딕"/>
+          <w:b w:val="0"/>
+          <w:color w:val="6B7280"/>
+          <w:sz w:val="21"/>
+        </w:rPr>
+        <w:t xml:space="preserve">· </w:t>
+      </w:r>
+      <w:r>
+        <w:rPr w:rFonts="맑은 고딕">
+          <w:rFonts w:ascii="맑은 고딕" w:hAnsi="맑은 고딕" w:eastAsia="맑은 고딕"/>
+          <w:b/>
+          <w:color w:val="1F2937"/>
+          <w:sz w:val="21"/>
+        </w:rPr>
+        <w:t xml:space="preserve">그룹 소속: </w:t>
+      </w:r>
+      <w:r>
+        <w:rPr w:rFonts="맑은 고딕">
+          <w:rFonts w:ascii="맑은 고딕" w:hAnsi="맑은 고딕" w:eastAsia="맑은 고딕"/>
+          <w:b w:val="0"/>
+          <w:sz w:val="21"/>
+        </w:rPr>
+        <w:t>솔로 형태의 외형을 띤 다국적 신스팝/이탈로 디스코 프로젝트 팀</w:t>
+      </w:r>
+    </w:p>
+    <w:p>
+      <w:pPr>
+        <w:spacing w:line="324" w:lineRule="auto" w:after="80"/>
+      </w:pPr>
+      <w:r>
+        <w:rPr w:rFonts="맑은 고딕">
+          <w:rFonts w:ascii="맑은 고딕" w:hAnsi="맑은 고딕" w:eastAsia="맑은 고딕"/>
+          <w:b w:val="0"/>
+          <w:color w:val="6B7280"/>
+          <w:sz w:val="21"/>
+        </w:rPr>
+        <w:t xml:space="preserve">· </w:t>
+      </w:r>
+      <w:r>
+        <w:rPr w:rFonts="맑은 고딕">
+          <w:rFonts w:ascii="맑은 고딕" w:hAnsi="맑은 고딕" w:eastAsia="맑은 고딕"/>
+          <w:b/>
+          <w:color w:val="1F2937"/>
+          <w:sz w:val="21"/>
+        </w:rPr>
+        <w:t xml:space="preserve">아티스트 소개: </w:t>
+      </w:r>
+      <w:r>
+        <w:rPr w:rFonts="맑은 고딕">
+          <w:rFonts w:ascii="맑은 고딕" w:hAnsi="맑은 고딕" w:eastAsia="맑은 고딕"/>
+          <w:b w:val="0"/>
+          <w:sz w:val="21"/>
+        </w:rPr>
+        <w:t>댄서 출신의 지미 맥셰인이 지닌 독보적인 무대 장악력과 마우리치오 바시의 천재적인 멜로디 메이킹이 결합하여 탄생한 프로젝트입니다. 80년대 이탈로 디스코가 지닌 언더그라운드적 한계를 넘어 영미 팝 시장의 심장부를 관통한 선구자적 아티스트로 평가받습니다.</w:t>
+      </w:r>
+    </w:p>
+    <w:p>
+      <w:pPr>
+        <w:spacing w:line="324" w:lineRule="auto" w:before="200" w:after="80"/>
+      </w:pPr>
+      <w:r>
+        <w:rPr w:rFonts="맑은 고딕">
+          <w:rFonts w:ascii="맑은 고딕" w:hAnsi="맑은 고딕" w:eastAsia="맑은 고딕"/>
+          <w:b/>
+          <w:color w:val="1E3A8A"/>
+          <w:sz w:val="24"/>
+        </w:rPr>
+        <w:t>3. 음반 상세 분석</w:t>
+      </w:r>
+    </w:p>
+    <w:p>
+      <w:pPr>
+        <w:spacing w:line="324" w:lineRule="auto" w:after="80"/>
+      </w:pPr>
+      <w:r>
+        <w:rPr w:rFonts="맑은 고딕">
+          <w:rFonts w:ascii="맑은 고딕" w:hAnsi="맑은 고딕" w:eastAsia="맑은 고딕"/>
+          <w:b w:val="0"/>
+          <w:color w:val="6B7280"/>
+          <w:sz w:val="21"/>
+        </w:rPr>
+        <w:t xml:space="preserve">· </w:t>
+      </w:r>
+      <w:r>
+        <w:rPr w:rFonts="맑은 고딕">
+          <w:rFonts w:ascii="맑은 고딕" w:hAnsi="맑은 고딕" w:eastAsia="맑은 고딕"/>
+          <w:b/>
+          <w:color w:val="1F2937"/>
+          <w:sz w:val="21"/>
+        </w:rPr>
+        <w:t xml:space="preserve">역사적 위치: </w:t>
+      </w:r>
+      <w:r>
+        <w:rPr w:rFonts="맑은 고딕">
+          <w:rFonts w:ascii="맑은 고딕" w:hAnsi="맑은 고딕" w:eastAsia="맑은 고딕"/>
+          <w:b w:val="0"/>
+          <w:sz w:val="21"/>
+        </w:rPr>
+        <w:t>단순한 댄스 팝 앨범을 넘어 80년대 아날로그 신디사이저와 드럼 머신이 도달할 수 있는 가장 우아하고 드라마틱한 사운드스케이프를 제시한 수작입니다. 유로 팝의 이국적인 정취와 팝 음악의 대중적 서정성을 완벽하게 봉합하여 이탈로 디스코 장르의 음악적 위상을 한 단계 끌어올린 걸작으로 기록됩니다.</w:t>
+      </w:r>
+    </w:p>
+    <w:p>
+      <w:pPr>
+        <w:spacing w:line="324" w:lineRule="auto" w:after="80"/>
+      </w:pPr>
+      <w:r>
+        <w:rPr w:rFonts="맑은 고딕">
+          <w:rFonts w:ascii="맑은 고딕" w:hAnsi="맑은 고딕" w:eastAsia="맑은 고딕"/>
+          <w:b w:val="0"/>
+          <w:color w:val="6B7280"/>
+          <w:sz w:val="21"/>
+        </w:rPr>
+        <w:t xml:space="preserve">· </w:t>
+      </w:r>
+      <w:r>
+        <w:rPr w:rFonts="맑은 고딕">
+          <w:rFonts w:ascii="맑은 고딕" w:hAnsi="맑은 고딕" w:eastAsia="맑은 고딕"/>
+          <w:b/>
+          <w:color w:val="1F2937"/>
+          <w:sz w:val="21"/>
+        </w:rPr>
+        <w:t xml:space="preserve">시대의 흔적(스토리텔링): </w:t>
+      </w:r>
+      <w:r>
+        <w:rPr w:rFonts="맑은 고딕">
+          <w:rFonts w:ascii="맑은 고딕" w:hAnsi="맑은 고딕" w:eastAsia="맑은 고딕"/>
+          <w:b w:val="0"/>
+          <w:sz w:val="21"/>
+        </w:rPr>
+        <w:t>MTV의 태동과 함께 시각과 청각이 결합하던 1980년대 중반, 자유와 해방감을 갈망하던 젊은 세대의 심상을 정글의 외침과 눈부신 네온사인 불빛으로 치환해 낸 시대의 거울입니다. 화려한 전자음 이면에 흐르는 지미 맥셰인의 고독한 목소리는 화려함 뒤에 가려진 당대 청춘들의 불안과 낭만을 동시에 대변합니다.</w:t>
+      </w:r>
+    </w:p>
+    <w:p>
+      <w:pPr>
+        <w:spacing w:line="324" w:lineRule="auto" w:before="200" w:after="80"/>
+      </w:pPr>
+      <w:r>
+        <w:rPr w:rFonts="맑은 고딕">
+          <w:rFonts w:ascii="맑은 고딕" w:hAnsi="맑은 고딕" w:eastAsia="맑은 고딕"/>
+          <w:b/>
+          <w:color w:val="1E3A8A"/>
+          <w:sz w:val="24"/>
+        </w:rPr>
+        <w:t>4. 주요 수록곡 및 감상 제언</w:t>
+      </w:r>
+    </w:p>
+    <w:p>
+      <w:pPr>
+        <w:spacing w:line="324" w:lineRule="auto" w:after="80"/>
+      </w:pPr>
+      <w:r>
+        <w:rPr w:rFonts="맑은 고딕">
+          <w:rFonts w:ascii="맑은 고딕" w:hAnsi="맑은 고딕" w:eastAsia="맑은 고딕"/>
+          <w:b w:val="0"/>
+          <w:color w:val="6B7280"/>
+          <w:sz w:val="21"/>
+        </w:rPr>
+        <w:t xml:space="preserve">· </w:t>
+      </w:r>
+      <w:r>
+        <w:rPr w:rFonts="맑은 고딕">
+          <w:rFonts w:ascii="맑은 고딕" w:hAnsi="맑은 고딕" w:eastAsia="맑은 고딕"/>
+          <w:b/>
+          <w:color w:val="1F2937"/>
+          <w:sz w:val="21"/>
+        </w:rPr>
+        <w:t xml:space="preserve">주요 수록곡 특징: </w:t>
+      </w:r>
+      <w:r>
+        <w:rPr w:rFonts="맑은 고딕">
+          <w:rFonts w:ascii="맑은 고딕" w:hAnsi="맑은 고딕" w:eastAsia="맑은 고딕"/>
+          <w:b w:val="0"/>
+          <w:sz w:val="21"/>
+        </w:rPr>
+        <w:t>원초적인 활력과 중독적인 코러스로 전 세계인을 매혹한 불멸의 명곡 'Tarzan Boy'를 필두로, 경쾌하면서도 멜랑콜리한 신스 라인이 돋보이는 'Woody Boogie', 앨범의 타이틀곡으로서 서정적이고 묵직한 팝 사운드를 들려주는 'Living in the Background'와 'Chinese Restaurant'까지 다채로운 음악적 스펙트럼을 자랑합니다.</w:t>
+      </w:r>
+    </w:p>
+    <w:p>
+      <w:pPr>
+        <w:spacing w:line="324" w:lineRule="auto" w:after="80"/>
+      </w:pPr>
+      <w:r>
+        <w:rPr w:rFonts="맑은 고딕">
+          <w:rFonts w:ascii="맑은 고딕" w:hAnsi="맑은 고딕" w:eastAsia="맑은 고딕"/>
+          <w:b w:val="0"/>
+          <w:color w:val="6B7280"/>
+          <w:sz w:val="21"/>
+        </w:rPr>
+        <w:t xml:space="preserve">· </w:t>
+      </w:r>
+      <w:r>
+        <w:rPr w:rFonts="맑은 고딕">
+          <w:rFonts w:ascii="맑은 고딕" w:hAnsi="맑은 고딕" w:eastAsia="맑은 고딕"/>
+          <w:b/>
+          <w:color w:val="1F2937"/>
+          <w:sz w:val="21"/>
+        </w:rPr>
+        <w:t xml:space="preserve">빈티지 감상 제언: </w:t>
+      </w:r>
+      <w:r>
+        <w:rPr w:rFonts="맑은 고딕">
+          <w:rFonts w:ascii="맑은 고딕" w:hAnsi="맑은 고딕" w:eastAsia="맑은 고딕"/>
+          <w:b w:val="0"/>
+          <w:sz w:val="21"/>
+        </w:rPr>
+        <w:t>턴테이블의 바늘이 회전하며 아날로그 그루브를 긁을 때 뿜어져 나오는 80년대 특유의 탄력 넘치는 베이스라인과 아날로그 신디사이저의 온도는 디지털 음원에서는 결코 맛볼 수 없는 깊은 공간감을 선사합니다. 진공관 앰프를 통해 증폭되는 중저음의 펀치력과 지미 맥셰인의 보컬 질감에 귀를 기울이시면 아날로그 바이닐의 참된 매력을 만끽하실 수 있습니다.</w:t>
+      </w:r>
+    </w:p>
+    <w:p>
+      <w:pPr>
+        <w:spacing w:line="324" w:lineRule="auto" w:after="80"/>
+      </w:pPr>
+      <w:r>
+        <w:rPr w:rFonts="맑은 고딕">
+          <w:rFonts w:ascii="맑은 고딕" w:hAnsi="맑은 고딕" w:eastAsia="맑은 고딕"/>
+          <w:b w:val="0"/>
+          <w:color w:val="6B7280"/>
+          <w:sz w:val="21"/>
+        </w:rPr>
+        <w:t xml:space="preserve">· </w:t>
+      </w:r>
+      <w:r>
+        <w:rPr w:rFonts="맑은 고딕">
+          <w:rFonts w:ascii="맑은 고딕" w:hAnsi="맑은 고딕" w:eastAsia="맑은 고딕"/>
+          <w:b/>
+          <w:color w:val="1F2937"/>
+          <w:sz w:val="21"/>
+        </w:rPr>
+        <w:t xml:space="preserve">소장 가치: </w:t>
+      </w:r>
+      <w:r>
+        <w:rPr w:rFonts="맑은 고딕">
+          <w:rFonts w:ascii="맑은 고딕" w:hAnsi="맑은 고딕" w:eastAsia="맑은 고딕"/>
+          <w:b w:val="0"/>
+          <w:sz w:val="21"/>
+        </w:rPr>
+        <w:t>80년대 유로 팝과 신스팝의 황금기를 단 한 장으로 증명하는 대체 불가능한 텍스트이자, 요절한 지미 맥셰인의 가장 찬란했던 예술적 순간을 담아낸 음반으로서 LP 애호가와 팝 컬렉터 모두에게 필청의 가치를 지닙니다.</w:t>
+      </w:r>
+    </w:p>
+    <w:p>
+      <w:pPr>
+        <w:spacing w:line="324" w:lineRule="auto" w:after="120" w:before="160"/>
+      </w:pPr>
+      <w:r>
+        <w:rPr w:rFonts="맑은 고딕">
+          <w:rFonts w:ascii="맑은 고딕" w:hAnsi="맑은 고딕" w:eastAsia="맑은 고딕"/>
+          <w:b/>
+          <w:color w:val="4338CA"/>
+          <w:sz w:val="21"/>
+        </w:rPr>
+        <w:t>이 음반을 통해 아날로그 바늘 끝에서 피어오르는 80년대의 찬란한 낭만과 약동하는 신스 사운드가 전해주는 감동을 다시 한번 경험해 보시는 것은 어떨까요?</w:t>
       </w:r>
     </w:p>
     <w:sectPr>
       <w:pgSz w:w="12240" w:h="15840"/>
-      <w:pgMar w:top="1440" w:right="1440" w:bottom="1440" w:left="1440" w:header="720" w:footer="720" w:gutter="0"/>
+      <w:pgMar w:top="1152" w:right="1296" w:bottom="1152" w:left="1296" w:header="720" w:footer="720" w:gutter="0"/>
       <w:cols w:space="720"/>
       <w:docGrid w:linePitch="360"/>
     </w:sectPr>

--- a/word_reports/LP_0065_위치_452_Baltimora_Living in the B.docx
+++ b/word_reports/LP_0065_위치_452_Baltimora_Living in the B.docx
@@ -32,7 +32,7 @@
     </w:p>
     <w:p>
       <w:pPr>
-        <w:spacing w:line="324" w:lineRule="auto" w:before="80" w:after="160"/>
+        <w:spacing w:line="324" w:lineRule="auto" w:before="80" w:after="120"/>
       </w:pPr>
       <w:r>
         <w:rPr w:rFonts="맑은 고딕">
@@ -42,13 +42,6 @@
           <w:sz w:val="22"/>
         </w:rPr>
         <w:t xml:space="preserve">[음반 소개] </w:t>
-      </w:r>
-      <w:r>
-        <w:rPr w:rFonts="맑은 고딕">
-          <w:rFonts w:ascii="맑은 고딕" w:hAnsi="맑은 고딕" w:eastAsia="맑은 고딕"/>
-          <w:b w:val="0"/>
-          <w:sz w:val="21"/>
-        </w:rPr>
       </w:r>
     </w:p>
     <w:p>
@@ -61,7 +54,33 @@
           <w:b w:val="0"/>
           <w:sz w:val="21"/>
         </w:rPr>
-        <w:t>1980년대 유럽 신스팝의 찬란한 섬광이자 이탈로 디스코의 정점을 상징하는 《Living in the Background》는 화려하면서도 애잔한 선율의 미학을 고스란히 간직한 명반입니다. 북아일랜드 출신의 프런트맨 지미 맥셰인의 역동적인 에너지와 이탈리아 프로듀서 마우리치오 바시의 세련된 음악적 조예가 만나 시대를 초월한 낭만을 빚어냈습니다. 정열적인 신디사이저의 파동 속에서도 특유의 서정적 울림을 잃지 않는 이 작품은 당대 청춘들의 심장을 뛰게 했던 가장 눈부신 음악적 유산 중 하나입니다.</w:t>
+        <w:t>1985년, 전 세계 팝 음악계는 신디사이저의 매혹적인 전자음과 화려한 네온빛이 어우러진 신스팝과 이탈로 디스코의 눈부신 절정을 목도하고 있었습니다. 바로 그 시대의 정점에서 탄생한 볼티모라(Baltimora)의 데뷔작 『Living in the Background』는, 이탈리아 밀라노의 정교한 스튜디오 사운드와 북아일랜드 출신 프런트맨 지미 맥셰인(Jimmy McShane)의 강렬한 카리스마가 결합하여 빚어낸 80년대 팝 음악의 찬란한 유산입니다. 이탈리아의 천재 프로듀서 마우리치오 바시(Maurizio Bassi)의 유려한 송라이팅과 지미 맥셰인의 자유분방한 에너지는 유럽 클럽의 언더그라운드 사운드를 단숨에 글로벌 주류 팝 시장의 한가운데로 도약시켰습니다.</w:t>
+      </w:r>
+    </w:p>
+    <w:p>
+      <w:pPr>
+        <w:spacing w:line="324" w:lineRule="auto" w:after="120"/>
+      </w:pPr>
+      <w:r>
+        <w:rPr w:rFonts="맑은 고딕">
+          <w:rFonts w:ascii="맑은 고딕" w:hAnsi="맑은 고딕" w:eastAsia="맑은 고딕"/>
+          <w:b w:val="0"/>
+          <w:sz w:val="21"/>
+        </w:rPr>
+        <w:t>당대 대중음악사에서 본 앨범이 남긴 족적은 실로 독보적입니다. 불멸의 명곡 "Tarzan Boy"를 위시한 본 작은 미국과 영국의 거대한 팝 장벽을 허물고 전 세계 차트를 석권하며, 언어와 국경을 초월한 유로 댄스 팝의 파급력을 입증해 보였습니다. 그러나 볼티모라의 음악을 단순히 일회성 댄스 히트작으로 치부할 수는 없습니다. 이들의 사운드 저변에는 정교하게 조율된 아날로그 신디사이저의 텍스처, 클래식컬한 대위법적 멜로디 구성, 그리고 화려한 리듬 속에서도 결코 지워지지 않는 특유의 낭만주의적 페이소스가 깊게 드리워져 있기 때문입니다.</w:t>
+      </w:r>
+    </w:p>
+    <w:p>
+      <w:pPr>
+        <w:spacing w:line="324" w:lineRule="auto" w:after="120"/>
+      </w:pPr>
+      <w:r>
+        <w:rPr w:rFonts="맑은 고딕">
+          <w:rFonts w:ascii="맑은 고딕" w:hAnsi="맑은 고딕" w:eastAsia="맑은 고딕"/>
+          <w:b w:val="0"/>
+          <w:sz w:val="21"/>
+        </w:rPr>
+        <w:t>음반의 표제작 "Living in the Background"가 웅변하듯, 이들이 전하고자 했던 예술적 메시지는 스포트라이트 뒤편에 서 있는 현대인의 고독과 소외에 대한 섬세한 위로였습니다. 화려한 외침과 경쾌한 비트 이면에 숨겨진 청춘의 쓸쓸한 초상은 세월이 흐른 지금에도 가슴 시린 서정적 울림을 전합니다. 특히 프런트맨 지미 맥셰인의 안타까운 요절로 인해 이 음반은 찬란했던 한 시절의 불꽃같은 아름다움과 덧없는 비극성을 동시에 머금은, 시대를 초월한 노스탤지어의 상징으로 영원히 기억되고 있습니다.</w:t>
       </w:r>
     </w:p>
     <w:p>
@@ -168,7 +187,7 @@
           <w:b w:val="0"/>
           <w:sz w:val="21"/>
         </w:rPr>
-        <w:t>1985년 이탈리아의 음반사 EMI를 통해 첫선을 보였으며, 대륙적 감수성의 유로 디스코와 영미 팝의 정교한 프로덕션이 완벽한 균형을 이루며 전 세계에 발매된 기념비적 데뷔 앨범입니다.</w:t>
+        <w:t>1985년 이탈리아의 유서 깊은 음반사 EMI Italiana를 통해 첫선을 보인 볼티모라의 기념비적인 데뷔 정규 앨범으로, 유럽 대륙의 세련된 일렉트로닉 팝 미학과 영미권 뉴웨이브의 에너지를 완벽하게 융화시킨 역사적 작품.</w:t>
       </w:r>
     </w:p>
     <w:p>
@@ -199,7 +218,7 @@
           <w:b w:val="0"/>
           <w:sz w:val="21"/>
         </w:rPr>
-        <w:t>전 세계를 강타한 리드 싱글 'Tarzan Boy'의 메가 히트에 힘입어 미국 빌보드 200 차트 상위권에 안착했으며, 이탈리아, 프랑스, 캐나다 등지에서 골드 및 플래티넘 레코드를 기록하며 경이적인 판매고를 올렸습니다.</w:t>
+        <w:t>리드 싱글 "Tarzan Boy"의 폭발적 성공에 힘입어 미국 빌보드 핫 100 차트 13위, 영국 싱글 차트 3위 및 유럽 전역의 차트 1위를 휩쓸었으며, 프랑스, 캐나다, 이탈리아 등지에서 골드 및 플래티넘 인증을 획득하며 전 세계 수백만 장의 판매고를 기록함.</w:t>
       </w:r>
     </w:p>
     <w:p>
@@ -230,7 +249,7 @@
           <w:b w:val="0"/>
           <w:sz w:val="21"/>
         </w:rPr>
-        <w:t>수록곡 'Tarzan Boy'가 빌보드 핫 100 13위, 영국 싱글 차트 3위 및 유럽 주요 차트 1위를 석권하며 당해 연도 가장 성공적인 유로 댄스 팝 넘버로 공인받았고, 각종 댄스 뮤직 어워드에서 찬사를 받았습니다.</w:t>
+        <w:t>1985년 이탈리아 최고 권위의 대중음악 축제인 '페스티발바(Festivalbar)'에서 신인 부문 대상을 수상하였으며, 80년대 중반 유로 디스코 및 신스팝 사조를 세계화한 공로를 인정받아 유럽 및 영미권 음악 미디어의 찬사를 받음.</w:t>
       </w:r>
     </w:p>
     <w:p>
@@ -275,7 +294,7 @@
           <w:b w:val="0"/>
           <w:sz w:val="21"/>
         </w:rPr>
-        <w:t>이탈리아 (프런트맨 지미 맥셰인은 북아일랜드 출신)</w:t>
+        <w:t>이탈리아 (프로젝트 결성지) / 북아일랜드 (리드 퍼포머 지미 맥셰인의 출신지)</w:t>
       </w:r>
     </w:p>
     <w:p>
@@ -306,7 +325,7 @@
           <w:b w:val="0"/>
           <w:sz w:val="21"/>
         </w:rPr>
-        <w:t>1984년 프로젝트 결성 (핵심 보컬 지미 맥셰인: 1957년 ~ 1995년)</w:t>
+        <w:t>1984년 결성 ~ 1987년 해체 (프런트맨 지미 맥셰인: 1957년 ~ 1995년)</w:t>
       </w:r>
     </w:p>
     <w:p>
@@ -337,7 +356,7 @@
           <w:b w:val="0"/>
           <w:sz w:val="21"/>
         </w:rPr>
-        <w:t>솔로 형태의 외형을 띤 다국적 신스팝/이탈로 디스코 프로젝트 팀</w:t>
+        <w:t>솔로/프로젝트 팝 듀오 형태 (음악적 브레인 마우리치오 바시와 퍼포머 지미 맥셰인의 결합)</w:t>
       </w:r>
     </w:p>
     <w:p>
@@ -368,7 +387,7 @@
           <w:b w:val="0"/>
           <w:sz w:val="21"/>
         </w:rPr>
-        <w:t>댄서 출신의 지미 맥셰인이 지닌 독보적인 무대 장악력과 마우리치오 바시의 천재적인 멜로디 메이킹이 결합하여 탄생한 프로젝트입니다. 80년대 이탈로 디스코가 지닌 언더그라운드적 한계를 넘어 영미 팝 시장의 심장부를 관통한 선구자적 아티스트로 평가받습니다.</w:t>
+        <w:t>감각적인 멜로디와 독창적인 아날로그 신디사이저 편곡을 진두지휘한 이탈리아의 작곡가 마우리치오 바시와, 파격적인 비주얼과 역동적인 무대 매너를 선보인 북아일랜드 출신 아티스트 지미 맥셰인이 합작한 전설적인 팝 프로젝트입니다. 이들은 이탈로 디스코의 원초적 리듬감에 고전적인 서정성을 접목하여 세계 팝 역사상 가장 강렬한 흔적을 남긴 컬트적 아이콘으로 평가받습니다.</w:t>
       </w:r>
     </w:p>
     <w:p>
@@ -413,7 +432,7 @@
           <w:b w:val="0"/>
           <w:sz w:val="21"/>
         </w:rPr>
-        <w:t>단순한 댄스 팝 앨범을 넘어 80년대 아날로그 신디사이저와 드럼 머신이 도달할 수 있는 가장 우아하고 드라마틱한 사운드스케이프를 제시한 수작입니다. 유로 팝의 이국적인 정취와 팝 음악의 대중적 서정성을 완벽하게 봉합하여 이탈로 디스코 장르의 음악적 위상을 한 단계 끌어올린 걸작으로 기록됩니다.</w:t>
+        <w:t>1980년대 중반 유로 신스팝과 이탈로 디스코가 도달한 기술적·음악적 정점을 증명하는 걸작입니다. 록과 댄스, 전자음악의 경계가 재편되던 시기에 대중적 훅(Hook)과 치밀한 스튜디오 프로덕션이 어떻게 완벽한 상업적·미학적 균형을 이룰 수 있는지를 명확히 제시한 앨범입니다.</w:t>
       </w:r>
     </w:p>
     <w:p>
@@ -444,7 +463,7 @@
           <w:b w:val="0"/>
           <w:sz w:val="21"/>
         </w:rPr>
-        <w:t>MTV의 태동과 함께 시각과 청각이 결합하던 1980년대 중반, 자유와 해방감을 갈망하던 젊은 세대의 심상을 정글의 외침과 눈부신 네온사인 불빛으로 치환해 낸 시대의 거울입니다. 화려한 전자음 이면에 흐르는 지미 맥셰인의 고독한 목소리는 화려함 뒤에 가려진 당대 청춘들의 불안과 낭만을 동시에 대변합니다.</w:t>
+        <w:t>냉전의 황혼기, 물질적 풍요와 화려한 클럽 문화가 폭발하던 1985년 청춘들의 자유를 향한 갈망이 LP 소리골마다 생생히 새겨져 있습니다. 문명에 지친 현대인들이 정글의 외침을 흉내 내며 해방감을 맛보았던 "Tarzan Boy"의 신드롬은, 불안정한 시대를 밝고 유쾌한 에너지로 건너가고자 했던 당대 세대의 순수한 열정과 낭만을 고스란히 투영하고 있습니다.</w:t>
       </w:r>
     </w:p>
     <w:p>
@@ -489,7 +508,7 @@
           <w:b w:val="0"/>
           <w:sz w:val="21"/>
         </w:rPr>
-        <w:t>원초적인 활력과 중독적인 코러스로 전 세계인을 매혹한 불멸의 명곡 'Tarzan Boy'를 필두로, 경쾌하면서도 멜랑콜리한 신스 라인이 돋보이는 'Woody Boogie', 앨범의 타이틀곡으로서 서정적이고 묵직한 팝 사운드를 들려주는 'Living in the Background'와 'Chinese Restaurant'까지 다채로운 음악적 스펙트럼을 자랑합니다.</w:t>
+        <w:t>전 세계인을 전율케 한 시그니처 정글 차트와 중독적인 신스 베이스 라인이 빛나는 "Tarzan Boy", 질주하는 아르페지오 신디사이저와 짙은 우수가 공존하는 타이틀곡 "Living in the Background", 만화경처럼 유쾌한 사운드 스케이프를 펼쳐내는 "Woody Boogie", 그리고 이국적인 감수성과 멜랑콜리가 절묘하게 배합된 숨은 명곡 "Chinese Restaurant" 등 수록곡 전반이 빼어난 멜로디와 서정미를 자랑합니다.</w:t>
       </w:r>
     </w:p>
     <w:p>
@@ -520,7 +539,7 @@
           <w:b w:val="0"/>
           <w:sz w:val="21"/>
         </w:rPr>
-        <w:t>턴테이블의 바늘이 회전하며 아날로그 그루브를 긁을 때 뿜어져 나오는 80년대 특유의 탄력 넘치는 베이스라인과 아날로그 신디사이저의 온도는 디지털 음원에서는 결코 맛볼 수 없는 깊은 공간감을 선사합니다. 진공관 앰프를 통해 증폭되는 중저음의 펀치력과 지미 맥셰인의 보컬 질감에 귀를 기울이시면 아날로그 바이닐의 참된 매력을 만끽하실 수 있습니다.</w:t>
+        <w:t>80년대 초·중반 아날로그 드럼 머신(LinnDrum)의 둔탁하면서도 묵직한 타격감과 따뜻한 아날로그 신디사이저의 배음은 바이닐 LP를 통해 들을 때 비로소 그 진가를 발휘합니다. 진공관 앰프의 부드러운 온기를 통과한 턴테이블의 바늘이 포노 앰프를 거치며 쏟아내는 입체적인 스테이징은, 디지털 음원에서는 결코 맛볼 수 없는 공간감과 가슴을 울리는 따스한 펀치력을 선사합니다.</w:t>
       </w:r>
     </w:p>
     <w:p>
@@ -551,7 +570,7 @@
           <w:b w:val="0"/>
           <w:sz w:val="21"/>
         </w:rPr>
-        <w:t>80년대 유로 팝과 신스팝의 황금기를 단 한 장으로 증명하는 대체 불가능한 텍스트이자, 요절한 지미 맥셰인의 가장 찬란했던 예술적 순간을 담아낸 음반으로서 LP 애호가와 팝 컬렉터 모두에게 필청의 가치를 지닙니다.</w:t>
+        <w:t>80년대 팝 컬처의 한 페이지를 완벽하게 장식한 상징적인 앨범 아트는 물론, 초판 프레싱 특유의 다이내믹한 음향적 쾌감 덕분에 클래식 팝 및 바이닐 수집가들에게 대체 불가능한 소장 가치를 지닙니다. 유로 팝의 가장 찬란했던 시절을 물리적 매체로 간직할 수 있는 귀중한 수집품입니다.</w:t>
       </w:r>
     </w:p>
     <w:p>
@@ -565,7 +584,7 @@
           <w:color w:val="4338CA"/>
           <w:sz w:val="21"/>
         </w:rPr>
-        <w:t>이 음반을 통해 아날로그 바늘 끝에서 피어오르는 80년대의 찬란한 낭만과 약동하는 신스 사운드가 전해주는 감동을 다시 한번 경험해 보시는 것은 어떨까요?</w:t>
+        <w:t>이 음반을 통해 아날로그 신디사이저의 따스한 파동과 화려한 네온빛 시절이 전해주는 감동을 다시 한번 경험해 보시는 것은 어떨까요?</w:t>
       </w:r>
     </w:p>
     <w:sectPr>
